--- a/Manual de implementación de jimena barraza.docx
+++ b/Manual de implementación de jimena barraza.docx
@@ -8,6 +8,9 @@
         <w:spacing w:line="360" w:lineRule="auto"/>
       </w:pPr>
       <w:r>
+        <w:t xml:space="preserve">  </w:t>
+      </w:r>
+      <w:r>
         <w:t>Manual de implementación</w:t>
       </w:r>
     </w:p>
@@ -148,12 +151,7 @@
         <w:t xml:space="preserve"> de Aplicación, y documentar el mismo </w:t>
       </w:r>
       <w:r>
-        <w:t>en el submodulo</w:t>
-      </w:r>
-      <w:bookmarkStart w:id="0" w:name="_GoBack"/>
-      <w:bookmarkEnd w:id="0"/>
-      <w:r>
-        <w:t xml:space="preserve"> Implementa Software de Aplicación. Es por eso que es manual es el producto final de submodulo III.</w:t>
+        <w:t>en el submodulo Implementa Software de Aplicación. Es por eso que es manual es el producto final de submodulo III.</w:t>
       </w:r>
     </w:p>
     <w:p>
@@ -245,6 +243,238 @@
       <w:pPr>
         <w:spacing w:line="360" w:lineRule="auto"/>
       </w:pPr>
+      <w:r>
+        <w:rPr>
+          <w:noProof/>
+          <w:lang w:val="en-US"/>
+        </w:rPr>
+        <w:drawing>
+          <wp:inline distT="0" distB="0" distL="0" distR="0" wp14:anchorId="0BB96D2F" wp14:editId="4C212E3E">
+            <wp:extent cx="1885950" cy="2491740"/>
+            <wp:effectExtent l="0" t="0" r="0" b="3810"/>
+            <wp:docPr id="1" name="Imagen 1"/>
+            <wp:cNvGraphicFramePr>
+              <a:graphicFrameLocks xmlns:a="http://schemas.openxmlformats.org/drawingml/2006/main" noChangeAspect="1"/>
+            </wp:cNvGraphicFramePr>
+            <a:graphic xmlns:a="http://schemas.openxmlformats.org/drawingml/2006/main">
+              <a:graphicData uri="http://schemas.openxmlformats.org/drawingml/2006/picture">
+                <pic:pic xmlns:pic="http://schemas.openxmlformats.org/drawingml/2006/picture">
+                  <pic:nvPicPr>
+                    <pic:cNvPr id="1" name="Captura de pantalla (1).png"/>
+                    <pic:cNvPicPr/>
+                  </pic:nvPicPr>
+                  <pic:blipFill rotWithShape="1">
+                    <a:blip r:embed="rId8" cstate="print">
+                      <a:extLst>
+                        <a:ext uri="{28A0092B-C50C-407E-A947-70E740481C1C}">
+                          <a14:useLocalDpi xmlns:a14="http://schemas.microsoft.com/office/drawing/2010/main" val="0"/>
+                        </a:ext>
+                      </a:extLst>
+                    </a:blip>
+                    <a:srcRect l="2545" t="3924" r="60795" b="13665"/>
+                    <a:stretch/>
+                  </pic:blipFill>
+                  <pic:spPr bwMode="auto">
+                    <a:xfrm>
+                      <a:off x="0" y="0"/>
+                      <a:ext cx="1912278" cy="2526525"/>
+                    </a:xfrm>
+                    <a:prstGeom prst="rect">
+                      <a:avLst/>
+                    </a:prstGeom>
+                    <a:ln>
+                      <a:noFill/>
+                    </a:ln>
+                    <a:extLst>
+                      <a:ext uri="{53640926-AAD7-44D8-BBD7-CCE9431645EC}">
+                        <a14:shadowObscured xmlns:a14="http://schemas.microsoft.com/office/drawing/2010/main"/>
+                      </a:ext>
+                    </a:extLst>
+                  </pic:spPr>
+                </pic:pic>
+              </a:graphicData>
+            </a:graphic>
+          </wp:inline>
+        </w:drawing>
+      </w:r>
+    </w:p>
+    <w:p>
+      <w:pPr>
+        <w:pStyle w:val="Ttulo2"/>
+      </w:pPr>
+      <w:r>
+        <w:t>Pantalla Principal del Sistema</w:t>
+      </w:r>
+    </w:p>
+    <w:p>
+      <w:pPr>
+        <w:pStyle w:val="NormalWeb"/>
+        <w:rPr>
+          <w:lang w:val="es-ES"/>
+        </w:rPr>
+      </w:pPr>
+      <w:r>
+        <w:rPr>
+          <w:lang w:val="es-ES"/>
+        </w:rPr>
+        <w:t>La pantalla principal del sistema corresponde al menú de inicio del software de punto de venta. Desde esta interfaz, el usuario puede acceder a las funciones principales del sistema de manera rápida y sencilla.</w:t>
+      </w:r>
+    </w:p>
+    <w:p>
+      <w:pPr>
+        <w:pStyle w:val="NormalWeb"/>
+        <w:rPr>
+          <w:lang w:val="es-ES"/>
+        </w:rPr>
+      </w:pPr>
+      <w:r>
+        <w:rPr>
+          <w:lang w:val="es-ES"/>
+        </w:rPr>
+        <w:t xml:space="preserve">En la parte superior se muestra el </w:t>
+      </w:r>
+      <w:r>
+        <w:rPr>
+          <w:rStyle w:val="Textoennegrita"/>
+          <w:rFonts w:eastAsiaTheme="majorEastAsia"/>
+          <w:lang w:val="es-ES"/>
+        </w:rPr>
+        <w:t>logotipo del sistema</w:t>
+      </w:r>
+      <w:r>
+        <w:rPr>
+          <w:lang w:val="es-ES"/>
+        </w:rPr>
+        <w:t>, el cual sirve como elemento visual de identificación del software.</w:t>
+      </w:r>
+    </w:p>
+    <w:p>
+      <w:pPr>
+        <w:pStyle w:val="NormalWeb"/>
+        <w:rPr>
+          <w:lang w:val="es-ES"/>
+        </w:rPr>
+      </w:pPr>
+      <w:r>
+        <w:rPr>
+          <w:lang w:val="es-ES"/>
+        </w:rPr>
+        <w:t>Debajo del logotipo se encuentran los botones principales, organizados de forma vertical. Cada botón permite acceder a un módulo específico del sistema:</w:t>
+      </w:r>
+    </w:p>
+    <w:p>
+      <w:pPr>
+        <w:numPr>
+          <w:ilvl w:val="0"/>
+          <w:numId w:val="11"/>
+        </w:numPr>
+        <w:spacing w:before="100" w:beforeAutospacing="1" w:after="100" w:afterAutospacing="1" w:line="240" w:lineRule="auto"/>
+        <w:jc w:val="left"/>
+      </w:pPr>
+      <w:r>
+        <w:rPr>
+          <w:rStyle w:val="Textoennegrita"/>
+        </w:rPr>
+        <w:t>Registro de Productos</w:t>
+      </w:r>
+      <w:r>
+        <w:t xml:space="preserve">: Permite dar de alta nuevos productos, así como consultar o actualizar la información de los artículos disponibles. </w:t>
+      </w:r>
+    </w:p>
+    <w:p>
+      <w:pPr>
+        <w:numPr>
+          <w:ilvl w:val="0"/>
+          <w:numId w:val="11"/>
+        </w:numPr>
+        <w:spacing w:before="100" w:beforeAutospacing="1" w:after="100" w:afterAutospacing="1" w:line="240" w:lineRule="auto"/>
+        <w:jc w:val="left"/>
+      </w:pPr>
+      <w:r>
+        <w:rPr>
+          <w:rStyle w:val="Textoennegrita"/>
+        </w:rPr>
+        <w:t>Registro de Ventas</w:t>
+      </w:r>
+      <w:r>
+        <w:t xml:space="preserve">: Dirige al módulo donde se realizan las ventas, permitiendo registrar transacciones de manera eficiente. </w:t>
+      </w:r>
+    </w:p>
+    <w:p>
+      <w:pPr>
+        <w:numPr>
+          <w:ilvl w:val="0"/>
+          <w:numId w:val="11"/>
+        </w:numPr>
+        <w:spacing w:before="100" w:beforeAutospacing="1" w:after="100" w:afterAutospacing="1" w:line="240" w:lineRule="auto"/>
+        <w:jc w:val="left"/>
+      </w:pPr>
+      <w:r>
+        <w:rPr>
+          <w:rStyle w:val="Textoennegrita"/>
+        </w:rPr>
+        <w:t>Reportes</w:t>
+      </w:r>
+      <w:r>
+        <w:t xml:space="preserve">: Proporciona acceso a la generación y consulta de reportes relacionados con ventas y productos. </w:t>
+      </w:r>
+    </w:p>
+    <w:p>
+      <w:pPr>
+        <w:numPr>
+          <w:ilvl w:val="0"/>
+          <w:numId w:val="11"/>
+        </w:numPr>
+        <w:spacing w:before="100" w:beforeAutospacing="1" w:after="100" w:afterAutospacing="1" w:line="240" w:lineRule="auto"/>
+        <w:jc w:val="left"/>
+      </w:pPr>
+      <w:r>
+        <w:rPr>
+          <w:rStyle w:val="Textoennegrita"/>
+        </w:rPr>
+        <w:t>Acerca de</w:t>
+      </w:r>
+      <w:r>
+        <w:t xml:space="preserve">: Muestra información general del sistema, como el nombre del proyecto, versión y datos adicionales. </w:t>
+      </w:r>
+    </w:p>
+    <w:p>
+      <w:pPr>
+        <w:pStyle w:val="NormalWeb"/>
+        <w:rPr>
+          <w:lang w:val="es-ES"/>
+        </w:rPr>
+      </w:pPr>
+      <w:r>
+        <w:rPr>
+          <w:lang w:val="es-ES"/>
+        </w:rPr>
+        <w:t>Los botones están diseñados con fondo negro y texto en color blanco para facilitar su visibilidad y mejorar la experiencia del usuario.</w:t>
+      </w:r>
+    </w:p>
+    <w:p>
+      <w:pPr>
+        <w:pStyle w:val="NormalWeb"/>
+        <w:rPr>
+          <w:lang w:val="es-ES"/>
+        </w:rPr>
+      </w:pPr>
+      <w:r>
+        <w:rPr>
+          <w:lang w:val="es-ES"/>
+        </w:rPr>
+        <w:t>La interfaz presenta un diseño simple e intuitivo, lo que permite que cualquier usuario pueda navegar por el sistema sin necesidad de conocimientos técnicos avanzados.</w:t>
+      </w:r>
+    </w:p>
+    <w:p>
+      <w:pPr>
+        <w:spacing w:line="360" w:lineRule="auto"/>
+        <w:rPr>
+          <w:lang w:val="es-ES"/>
+        </w:rPr>
+      </w:pPr>
+      <w:bookmarkStart w:id="0" w:name="_GoBack"/>
+      <w:bookmarkEnd w:id="0"/>
     </w:p>
     <w:p>
       <w:pPr>
@@ -323,12 +553,12 @@
       </w:pPr>
     </w:p>
     <w:sectPr>
-      <w:headerReference w:type="even" r:id="rId8"/>
-      <w:headerReference w:type="default" r:id="rId9"/>
-      <w:footerReference w:type="even" r:id="rId10"/>
-      <w:footerReference w:type="default" r:id="rId11"/>
-      <w:headerReference w:type="first" r:id="rId12"/>
-      <w:footerReference w:type="first" r:id="rId13"/>
+      <w:headerReference w:type="even" r:id="rId9"/>
+      <w:headerReference w:type="default" r:id="rId10"/>
+      <w:footerReference w:type="even" r:id="rId11"/>
+      <w:footerReference w:type="default" r:id="rId12"/>
+      <w:headerReference w:type="first" r:id="rId13"/>
+      <w:footerReference w:type="first" r:id="rId14"/>
       <w:pgSz w:w="12240" w:h="15840"/>
       <w:pgMar w:top="1417" w:right="1701" w:bottom="1417" w:left="1701" w:header="708" w:footer="708" w:gutter="0"/>
       <w:cols w:space="708"/>
@@ -478,7 +708,7 @@
               <w:color w:val="FFFFFF" w:themeColor="background1"/>
               <w:lang w:val="es-ES"/>
             </w:rPr>
-            <w:t>3</w:t>
+            <w:t>4</w:t>
           </w:r>
           <w:r>
             <w:rPr>
@@ -769,6 +999,155 @@
 <file path=word/numbering.xml><?xml version="1.0" encoding="utf-8"?>
 <w:numbering xmlns:wpc="http://schemas.microsoft.com/office/word/2010/wordprocessingCanvas" xmlns:cx="http://schemas.microsoft.com/office/drawing/2014/chartex" xmlns:mc="http://schemas.openxmlformats.org/markup-compatibility/2006" xmlns:o="urn:schemas-microsoft-com:office:office" xmlns:r="http://schemas.openxmlformats.org/officeDocument/2006/relationships" xmlns:m="http://schemas.openxmlformats.org/officeDocument/2006/math" xmlns:v="urn:schemas-microsoft-com:vml" xmlns:wp14="http://schemas.microsoft.com/office/word/2010/wordprocessingDrawing" xmlns:wp="http://schemas.openxmlformats.org/drawingml/2006/wordprocessingDrawing" xmlns:w10="urn:schemas-microsoft-com:office:word" xmlns:w="http://schemas.openxmlformats.org/wordprocessingml/2006/main" xmlns:w14="http://schemas.microsoft.com/office/word/2010/wordml" xmlns:w15="http://schemas.microsoft.com/office/word/2012/wordml" xmlns:w16se="http://schemas.microsoft.com/office/word/2015/wordml/symex" xmlns:wpg="http://schemas.microsoft.com/office/word/2010/wordprocessingGroup" xmlns:wpi="http://schemas.microsoft.com/office/word/2010/wordprocessingInk" xmlns:wne="http://schemas.microsoft.com/office/word/2006/wordml" xmlns:wps="http://schemas.microsoft.com/office/word/2010/wordprocessingShape" mc:Ignorable="w14 w15 w16se wp14">
   <w:abstractNum w:abstractNumId="0" w15:restartNumberingAfterBreak="0">
+    <w:nsid w:val="02A813E1"/>
+    <w:multiLevelType w:val="multilevel"/>
+    <w:tmpl w:val="C9869FEE"/>
+    <w:lvl w:ilvl="0">
+      <w:start w:val="1"/>
+      <w:numFmt w:val="bullet"/>
+      <w:lvlText w:val=""/>
+      <w:lvlJc w:val="left"/>
+      <w:pPr>
+        <w:tabs>
+          <w:tab w:val="num" w:pos="720"/>
+        </w:tabs>
+        <w:ind w:left="720" w:hanging="360"/>
+      </w:pPr>
+      <w:rPr>
+        <w:rFonts w:ascii="Symbol" w:hAnsi="Symbol" w:hint="default"/>
+        <w:sz w:val="20"/>
+      </w:rPr>
+    </w:lvl>
+    <w:lvl w:ilvl="1" w:tentative="1">
+      <w:start w:val="1"/>
+      <w:numFmt w:val="bullet"/>
+      <w:lvlText w:val="o"/>
+      <w:lvlJc w:val="left"/>
+      <w:pPr>
+        <w:tabs>
+          <w:tab w:val="num" w:pos="1440"/>
+        </w:tabs>
+        <w:ind w:left="1440" w:hanging="360"/>
+      </w:pPr>
+      <w:rPr>
+        <w:rFonts w:ascii="Courier New" w:hAnsi="Courier New" w:hint="default"/>
+        <w:sz w:val="20"/>
+      </w:rPr>
+    </w:lvl>
+    <w:lvl w:ilvl="2" w:tentative="1">
+      <w:start w:val="1"/>
+      <w:numFmt w:val="bullet"/>
+      <w:lvlText w:val=""/>
+      <w:lvlJc w:val="left"/>
+      <w:pPr>
+        <w:tabs>
+          <w:tab w:val="num" w:pos="2160"/>
+        </w:tabs>
+        <w:ind w:left="2160" w:hanging="360"/>
+      </w:pPr>
+      <w:rPr>
+        <w:rFonts w:ascii="Wingdings" w:hAnsi="Wingdings" w:hint="default"/>
+        <w:sz w:val="20"/>
+      </w:rPr>
+    </w:lvl>
+    <w:lvl w:ilvl="3" w:tentative="1">
+      <w:start w:val="1"/>
+      <w:numFmt w:val="bullet"/>
+      <w:lvlText w:val=""/>
+      <w:lvlJc w:val="left"/>
+      <w:pPr>
+        <w:tabs>
+          <w:tab w:val="num" w:pos="2880"/>
+        </w:tabs>
+        <w:ind w:left="2880" w:hanging="360"/>
+      </w:pPr>
+      <w:rPr>
+        <w:rFonts w:ascii="Wingdings" w:hAnsi="Wingdings" w:hint="default"/>
+        <w:sz w:val="20"/>
+      </w:rPr>
+    </w:lvl>
+    <w:lvl w:ilvl="4" w:tentative="1">
+      <w:start w:val="1"/>
+      <w:numFmt w:val="bullet"/>
+      <w:lvlText w:val=""/>
+      <w:lvlJc w:val="left"/>
+      <w:pPr>
+        <w:tabs>
+          <w:tab w:val="num" w:pos="3600"/>
+        </w:tabs>
+        <w:ind w:left="3600" w:hanging="360"/>
+      </w:pPr>
+      <w:rPr>
+        <w:rFonts w:ascii="Wingdings" w:hAnsi="Wingdings" w:hint="default"/>
+        <w:sz w:val="20"/>
+      </w:rPr>
+    </w:lvl>
+    <w:lvl w:ilvl="5" w:tentative="1">
+      <w:start w:val="1"/>
+      <w:numFmt w:val="bullet"/>
+      <w:lvlText w:val=""/>
+      <w:lvlJc w:val="left"/>
+      <w:pPr>
+        <w:tabs>
+          <w:tab w:val="num" w:pos="4320"/>
+        </w:tabs>
+        <w:ind w:left="4320" w:hanging="360"/>
+      </w:pPr>
+      <w:rPr>
+        <w:rFonts w:ascii="Wingdings" w:hAnsi="Wingdings" w:hint="default"/>
+        <w:sz w:val="20"/>
+      </w:rPr>
+    </w:lvl>
+    <w:lvl w:ilvl="6" w:tentative="1">
+      <w:start w:val="1"/>
+      <w:numFmt w:val="bullet"/>
+      <w:lvlText w:val=""/>
+      <w:lvlJc w:val="left"/>
+      <w:pPr>
+        <w:tabs>
+          <w:tab w:val="num" w:pos="5040"/>
+        </w:tabs>
+        <w:ind w:left="5040" w:hanging="360"/>
+      </w:pPr>
+      <w:rPr>
+        <w:rFonts w:ascii="Wingdings" w:hAnsi="Wingdings" w:hint="default"/>
+        <w:sz w:val="20"/>
+      </w:rPr>
+    </w:lvl>
+    <w:lvl w:ilvl="7" w:tentative="1">
+      <w:start w:val="1"/>
+      <w:numFmt w:val="bullet"/>
+      <w:lvlText w:val=""/>
+      <w:lvlJc w:val="left"/>
+      <w:pPr>
+        <w:tabs>
+          <w:tab w:val="num" w:pos="5760"/>
+        </w:tabs>
+        <w:ind w:left="5760" w:hanging="360"/>
+      </w:pPr>
+      <w:rPr>
+        <w:rFonts w:ascii="Wingdings" w:hAnsi="Wingdings" w:hint="default"/>
+        <w:sz w:val="20"/>
+      </w:rPr>
+    </w:lvl>
+    <w:lvl w:ilvl="8" w:tentative="1">
+      <w:start w:val="1"/>
+      <w:numFmt w:val="bullet"/>
+      <w:lvlText w:val=""/>
+      <w:lvlJc w:val="left"/>
+      <w:pPr>
+        <w:tabs>
+          <w:tab w:val="num" w:pos="6480"/>
+        </w:tabs>
+        <w:ind w:left="6480" w:hanging="360"/>
+      </w:pPr>
+      <w:rPr>
+        <w:rFonts w:ascii="Wingdings" w:hAnsi="Wingdings" w:hint="default"/>
+        <w:sz w:val="20"/>
+      </w:rPr>
+    </w:lvl>
+  </w:abstractNum>
+  <w:abstractNum w:abstractNumId="1" w15:restartNumberingAfterBreak="0">
     <w:nsid w:val="1482775B"/>
     <w:multiLevelType w:val="multilevel"/>
     <w:tmpl w:val="0EBA3C40"/>
@@ -855,33 +1234,36 @@
     </w:lvl>
   </w:abstractNum>
   <w:num w:numId="1">
-    <w:abstractNumId w:val="0"/>
+    <w:abstractNumId w:val="1"/>
   </w:num>
   <w:num w:numId="2">
-    <w:abstractNumId w:val="0"/>
+    <w:abstractNumId w:val="1"/>
   </w:num>
   <w:num w:numId="3">
-    <w:abstractNumId w:val="0"/>
+    <w:abstractNumId w:val="1"/>
   </w:num>
   <w:num w:numId="4">
-    <w:abstractNumId w:val="0"/>
+    <w:abstractNumId w:val="1"/>
   </w:num>
   <w:num w:numId="5">
-    <w:abstractNumId w:val="0"/>
+    <w:abstractNumId w:val="1"/>
   </w:num>
   <w:num w:numId="6">
-    <w:abstractNumId w:val="0"/>
+    <w:abstractNumId w:val="1"/>
   </w:num>
   <w:num w:numId="7">
-    <w:abstractNumId w:val="0"/>
+    <w:abstractNumId w:val="1"/>
   </w:num>
   <w:num w:numId="8">
-    <w:abstractNumId w:val="0"/>
+    <w:abstractNumId w:val="1"/>
   </w:num>
   <w:num w:numId="9">
-    <w:abstractNumId w:val="0"/>
+    <w:abstractNumId w:val="1"/>
   </w:num>
   <w:num w:numId="10">
+    <w:abstractNumId w:val="1"/>
+  </w:num>
+  <w:num w:numId="11">
     <w:abstractNumId w:val="0"/>
   </w:num>
 </w:numbering>
@@ -1954,6 +2336,24 @@
     <w:uiPriority w:val="99"/>
     <w:rsid w:val="00D618B8"/>
   </w:style>
+  <w:style w:type="paragraph" w:styleId="NormalWeb">
+    <w:name w:val="Normal (Web)"/>
+    <w:basedOn w:val="Normal"/>
+    <w:uiPriority w:val="99"/>
+    <w:semiHidden/>
+    <w:unhideWhenUsed/>
+    <w:rsid w:val="00C17DD2"/>
+    <w:pPr>
+      <w:spacing w:before="100" w:beforeAutospacing="1" w:after="100" w:afterAutospacing="1" w:line="240" w:lineRule="auto"/>
+      <w:jc w:val="left"/>
+    </w:pPr>
+    <w:rPr>
+      <w:rFonts w:ascii="Times New Roman" w:eastAsia="Times New Roman" w:hAnsi="Times New Roman" w:cs="Times New Roman"/>
+      <w:sz w:val="24"/>
+      <w:szCs w:val="24"/>
+      <w:lang w:val="en-US"/>
+    </w:rPr>
+  </w:style>
 </w:styles>
 </file>
 
@@ -2028,12 +2428,12 @@
 
 <file path=word/glossary/fontTable.xml><?xml version="1.0" encoding="utf-8"?>
 <w:fonts xmlns:mc="http://schemas.openxmlformats.org/markup-compatibility/2006" xmlns:r="http://schemas.openxmlformats.org/officeDocument/2006/relationships" xmlns:w="http://schemas.openxmlformats.org/wordprocessingml/2006/main" xmlns:w14="http://schemas.microsoft.com/office/word/2010/wordml" xmlns:w15="http://schemas.microsoft.com/office/word/2012/wordml" xmlns:w16se="http://schemas.microsoft.com/office/word/2015/wordml/symex" mc:Ignorable="w14 w15 w16se">
-  <w:font w:name="Calibri">
-    <w:panose1 w:val="020F0502020204030204"/>
-    <w:charset w:val="00"/>
-    <w:family w:val="swiss"/>
+  <w:font w:name="Symbol">
+    <w:panose1 w:val="05050102010706020507"/>
+    <w:charset w:val="02"/>
+    <w:family w:val="roman"/>
     <w:pitch w:val="variable"/>
-    <w:sig w:usb0="E4002EFF" w:usb1="C000247B" w:usb2="00000009" w:usb3="00000000" w:csb0="000001FF" w:csb1="00000000"/>
+    <w:sig w:usb0="00000000" w:usb1="10000000" w:usb2="00000000" w:usb3="00000000" w:csb0="80000000" w:csb1="00000000"/>
   </w:font>
   <w:font w:name="Times New Roman">
     <w:panose1 w:val="02020603050405020304"/>
@@ -2042,12 +2442,33 @@
     <w:pitch w:val="variable"/>
     <w:sig w:usb0="E0002EFF" w:usb1="C000785B" w:usb2="00000009" w:usb3="00000000" w:csb0="000001FF" w:csb1="00000000"/>
   </w:font>
+  <w:font w:name="Courier New">
+    <w:panose1 w:val="02070309020205020404"/>
+    <w:charset w:val="00"/>
+    <w:family w:val="modern"/>
+    <w:pitch w:val="fixed"/>
+    <w:sig w:usb0="E0002EFF" w:usb1="C0007843" w:usb2="00000009" w:usb3="00000000" w:csb0="000001FF" w:csb1="00000000"/>
+  </w:font>
+  <w:font w:name="Wingdings">
+    <w:panose1 w:val="05000000000000000000"/>
+    <w:charset w:val="02"/>
+    <w:family w:val="auto"/>
+    <w:pitch w:val="variable"/>
+    <w:sig w:usb0="00000000" w:usb1="10000000" w:usb2="00000000" w:usb3="00000000" w:csb0="80000000" w:csb1="00000000"/>
+  </w:font>
+  <w:font w:name="Calibri">
+    <w:panose1 w:val="020F0502020204030204"/>
+    <w:charset w:val="00"/>
+    <w:family w:val="swiss"/>
+    <w:pitch w:val="variable"/>
+    <w:sig w:usb0="E0002EFF" w:usb1="C000247B" w:usb2="00000009" w:usb3="00000000" w:csb0="000001FF" w:csb1="00000000"/>
+  </w:font>
   <w:font w:name="Calibri Light">
     <w:panose1 w:val="020F0302020204030204"/>
     <w:charset w:val="00"/>
     <w:family w:val="swiss"/>
     <w:pitch w:val="variable"/>
-    <w:sig w:usb0="E4002EFF" w:usb1="C000247B" w:usb2="00000009" w:usb3="00000000" w:csb0="000001FF" w:csb1="00000000"/>
+    <w:sig w:usb0="E0002AFF" w:usb1="C000247B" w:usb2="00000009" w:usb3="00000000" w:csb0="000001FF" w:csb1="00000000"/>
   </w:font>
 </w:fonts>
 </file>
@@ -2067,9 +2488,11 @@
   </w:compat>
   <w:rsids>
     <w:rsidRoot w:val="00913713"/>
+    <w:rsid w:val="002A479A"/>
     <w:rsid w:val="00646874"/>
     <w:rsid w:val="00913713"/>
     <w:rsid w:val="00957F00"/>
+    <w:rsid w:val="00A31034"/>
     <w:rsid w:val="00D70D59"/>
   </w:rsids>
   <m:mathPr>
